--- a/results/table_s1.docx
+++ b/results/table_s1.docx
@@ -174,7 +174,13 @@
               </w:rPr>
               <w:t xml:space="preserve">WorldPop</w:t>
             </w:r>
-            \line 
+          </w:p>
+          <w:p>
+            <w:pPr>
+              <w:spacing w:before="0" w:after="60"/>
+              <w:keepNext/>
+              <w:jc w:val="center"/>
+            </w:pPr>
             <w:r>
               <w:rPr>
                 <w:b w:val="true"/>
@@ -206,7 +212,13 @@
               </w:rPr>
               <w:t xml:space="preserve">GHSL</w:t>
             </w:r>
-            \line 
+          </w:p>
+          <w:p>
+            <w:pPr>
+              <w:spacing w:before="0" w:after="60"/>
+              <w:keepNext/>
+              <w:jc w:val="center"/>
+            </w:pPr>
             <w:r>
               <w:rPr>
                 <w:b w:val="true"/>
@@ -238,7 +250,13 @@
               </w:rPr>
               <w:t xml:space="preserve">Absolute</w:t>
             </w:r>
-            \line 
+          </w:p>
+          <w:p>
+            <w:pPr>
+              <w:spacing w:before="0" w:after="60"/>
+              <w:keepNext/>
+              <w:jc w:val="center"/>
+            </w:pPr>
             <w:r>
               <w:rPr>
                 <w:b w:val="true"/>
@@ -271,7 +289,13 @@
               </w:rPr>
               <w:t xml:space="preserve">Relative</w:t>
             </w:r>
-            \line 
+          </w:p>
+          <w:p>
+            <w:pPr>
+              <w:spacing w:before="0" w:after="60"/>
+              <w:keepNext/>
+              <w:jc w:val="center"/>
+            </w:pPr>
             <w:r>
               <w:rPr>
                 <w:b w:val="true"/>
@@ -4267,11 +4291,12 @@
       <w:pPr>
         <w:pStyle w:val="FirstParagraph"/>
       </w:pPr>
-      <w:r>
-        <w:t xml:space="preserve"/>
-      </w:r>
     </w:p>
-    <w:sectPr/>
+    <w:sectPr>
+      <w:footnotePr>
+        <w:numRestart w:val="eachSect"/>
+      </w:footnotePr>
+    </w:sectPr>
   </w:body>
 </w:document>
 </file>
@@ -4443,8 +4468,6 @@
     </w:pPr>
     <w:rPr>
       <w:rFonts w:asciiTheme="majorHAnsi" w:cstheme="majorBidi" w:eastAsiaTheme="majorEastAsia" w:hAnsiTheme="majorHAnsi"/>
-      <w:spacing w:val="-10"/>
-      <w:kern w:val="28"/>
       <w:sz w:val="56"/>
       <w:szCs w:val="56"/>
     </w:rPr>
@@ -4457,15 +4480,13 @@
     <w:rsid w:val="00A10FD9"/>
     <w:rPr>
       <w:rFonts w:asciiTheme="majorHAnsi" w:cstheme="majorBidi" w:eastAsiaTheme="majorEastAsia" w:hAnsiTheme="majorHAnsi"/>
-      <w:spacing w:val="-10"/>
-      <w:kern w:val="28"/>
       <w:sz w:val="56"/>
       <w:szCs w:val="56"/>
     </w:rPr>
   </w:style>
   <w:style w:styleId="Subtitle" w:type="paragraph">
     <w:name w:val="Subtitle"/>
-    <w:basedOn w:val="Normal"/>
+    <w:basedOn w:val="Title"/>
     <w:next w:val="BodyText"/>
     <w:link w:val="SubtitleChar"/>
     <w:uiPriority w:val="11"/>
@@ -4478,7 +4499,6 @@
     </w:pPr>
     <w:rPr>
       <w:rFonts w:cstheme="majorBidi" w:eastAsiaTheme="majorEastAsia"/>
-      <w:color w:themeColor="text1" w:themeTint="A6" w:val="595959"/>
       <w:spacing w:val="15"/>
       <w:sz w:val="28"/>
       <w:szCs w:val="28"/>
@@ -4500,23 +4520,31 @@
   </w:style>
   <w:style w:customStyle="1" w:styleId="Author" w:type="paragraph">
     <w:name w:val="Author"/>
+    <w:basedOn w:val="Title"/>
     <w:next w:val="BodyText"/>
     <w:qFormat/>
     <w:pPr>
       <w:keepNext/>
       <w:keepLines/>
-      <w:jc w:val="center"/>
     </w:pPr>
+    <w:rPr>
+      <w:sz w:val="24"/>
+      <w:szCs w:val="24"/>
+    </w:rPr>
   </w:style>
   <w:style w:styleId="Date" w:type="paragraph">
     <w:name w:val="Date"/>
+    <w:basedOn w:val="Title"/>
     <w:next w:val="BodyText"/>
     <w:qFormat/>
     <w:pPr>
       <w:keepNext/>
       <w:keepLines/>
-      <w:jc w:val="center"/>
     </w:pPr>
+    <w:rPr>
+      <w:sz w:val="24"/>
+      <w:szCs w:val="24"/>
+    </w:rPr>
   </w:style>
   <w:style w:customStyle="1" w:styleId="AbstractTitle" w:type="paragraph">
     <w:name w:val="Abstract Title"/>
@@ -4531,7 +4559,6 @@
     </w:pPr>
     <w:rPr>
       <w:b/>
-      <w:color w:val="345A8A"/>
       <w:sz w:val="20"/>
       <w:szCs w:val="20"/>
     </w:rPr>

--- a/results/table_s1.docx
+++ b/results/table_s1.docx
@@ -49,7 +49,7 @@
           <w:sz w:val="24"/>
           <w:color w:val="333333"/>
         </w:rPr>
-        <w:t xml:space="default">Table S1: Protected area coverage and population proximity (2000–2020)</w:t>
+        <w:t xml:space="default">Table S1: PA Coverage and Population Proximity (2000-2020)</w:t>
       </w:r>
     </w:p>
     <w:p>

--- a/results/table_s1.docx
+++ b/results/table_s1.docx
@@ -13460,10 +13460,10 @@
   <w:docDefaults>
     <w:rPrDefault>
       <w:rPr>
-        <w:rFonts w:asciiTheme="minorHAnsi" w:cstheme="minorBidi" w:eastAsiaTheme="minorHAnsi" w:hAnsiTheme="minorHAnsi"/>
+        <w:rFonts w:asciiTheme="minorHAnsi" w:cstheme="minorBidi" w:eastAsiaTheme="minorEastAsia" w:hAnsiTheme="minorHAnsi"/>
         <w:sz w:val="24"/>
         <w:szCs w:val="24"/>
-        <w:lang w:bidi="ar-SA" w:eastAsia="en-US" w:val="en-US"/>
+        <w:lang w:bidi="ar-SA" w:eastAsia="zh-CN" w:val="en-US"/>
       </w:rPr>
     </w:rPrDefault>
     <w:pPrDefault>
@@ -14004,13 +14004,6 @@
       </w:tblCellMar>
     </w:tblPr>
     <w:tblStylePr w:type="firstRow">
-      <w:tblPr>
-        <w:jc w:val="left"/>
-        <w:tblInd w:type="dxa" w:w="0"/>
-      </w:tblPr>
-      <w:trPr>
-        <w:jc w:val="left"/>
-      </w:trPr>
       <w:tcPr>
         <w:tcBorders>
           <w:bottom w:val="single"/>
